--- a/TIM Multimodal/Alignement.docx
+++ b/TIM Multimodal/Alignement.docx
@@ -13,22 +13,303 @@
       </w:r>
     </w:p>
     <w:p>
-      <w:pPr>
-        <w:rPr>
-          <w:lang w:val="fr-FR"/>
-        </w:rPr>
-      </w:pPr>
-      <w:r>
-        <w:rPr>
-          <w:lang w:val="fr-FR"/>
-        </w:rPr>
-        <w:t>Va servir à trouver les c</w:t>
-      </w:r>
-      <w:r>
-        <w:rPr>
-          <w:lang w:val="fr-FR"/>
-        </w:rPr>
-        <w:t xml:space="preserve">orrespondances entre les modalités. </w:t>
+      <w:r>
+        <w:rPr>
+          <w:b/>
+          <w:bCs/>
+        </w:rPr>
+        <w:t xml:space="preserve">Le data </w:t>
+      </w:r>
+      <w:proofErr w:type="spellStart"/>
+      <w:r>
+        <w:rPr>
+          <w:b/>
+          <w:bCs/>
+        </w:rPr>
+        <w:t>alignement</w:t>
+      </w:r>
+      <w:proofErr w:type="spellEnd"/>
+      <w:r>
+        <w:rPr>
+          <w:b/>
+          <w:bCs/>
+        </w:rPr>
+        <w:t xml:space="preserve"> </w:t>
+      </w:r>
+      <w:proofErr w:type="gramStart"/>
+      <w:r>
+        <w:rPr>
+          <w:b/>
+          <w:bCs/>
+        </w:rPr>
+        <w:t>va</w:t>
+      </w:r>
+      <w:proofErr w:type="gramEnd"/>
+      <w:r>
+        <w:rPr>
+          <w:b/>
+          <w:bCs/>
+        </w:rPr>
+        <w:t xml:space="preserve"> servir à </w:t>
+      </w:r>
+      <w:proofErr w:type="spellStart"/>
+      <w:r>
+        <w:rPr>
+          <w:b/>
+          <w:bCs/>
+        </w:rPr>
+        <w:t>i</w:t>
+      </w:r>
+      <w:r>
+        <w:rPr>
+          <w:b/>
+          <w:bCs/>
+        </w:rPr>
+        <w:t>dentifier</w:t>
+      </w:r>
+      <w:proofErr w:type="spellEnd"/>
+      <w:r>
+        <w:rPr>
+          <w:b/>
+          <w:bCs/>
+        </w:rPr>
+        <w:t xml:space="preserve"> et </w:t>
+      </w:r>
+      <w:proofErr w:type="spellStart"/>
+      <w:r>
+        <w:rPr>
+          <w:b/>
+          <w:bCs/>
+        </w:rPr>
+        <w:t>établir</w:t>
+      </w:r>
+      <w:proofErr w:type="spellEnd"/>
+      <w:r>
+        <w:rPr>
+          <w:b/>
+          <w:bCs/>
+        </w:rPr>
+        <w:t xml:space="preserve"> la </w:t>
+      </w:r>
+      <w:proofErr w:type="spellStart"/>
+      <w:r>
+        <w:rPr>
+          <w:b/>
+          <w:bCs/>
+        </w:rPr>
+        <w:t>correspondance</w:t>
+      </w:r>
+      <w:proofErr w:type="spellEnd"/>
+      <w:r>
+        <w:rPr>
+          <w:b/>
+          <w:bCs/>
+        </w:rPr>
+        <w:t xml:space="preserve"> entre les </w:t>
+      </w:r>
+      <w:proofErr w:type="spellStart"/>
+      <w:r>
+        <w:rPr>
+          <w:b/>
+          <w:bCs/>
+        </w:rPr>
+        <w:t>éléments</w:t>
+      </w:r>
+      <w:proofErr w:type="spellEnd"/>
+      <w:r>
+        <w:rPr>
+          <w:b/>
+          <w:bCs/>
+        </w:rPr>
+        <w:t xml:space="preserve"> de </w:t>
+      </w:r>
+      <w:proofErr w:type="spellStart"/>
+      <w:r>
+        <w:rPr>
+          <w:b/>
+          <w:bCs/>
+        </w:rPr>
+        <w:t>différentes</w:t>
+      </w:r>
+      <w:proofErr w:type="spellEnd"/>
+      <w:r>
+        <w:rPr>
+          <w:b/>
+          <w:bCs/>
+        </w:rPr>
+        <w:t xml:space="preserve"> </w:t>
+      </w:r>
+      <w:proofErr w:type="spellStart"/>
+      <w:r>
+        <w:rPr>
+          <w:b/>
+          <w:bCs/>
+        </w:rPr>
+        <w:t>modalités</w:t>
+      </w:r>
+      <w:proofErr w:type="spellEnd"/>
+      <w:r>
+        <w:t xml:space="preserve">, en les </w:t>
+      </w:r>
+      <w:proofErr w:type="spellStart"/>
+      <w:r>
+        <w:rPr>
+          <w:b/>
+          <w:bCs/>
+        </w:rPr>
+        <w:t>alignant</w:t>
+      </w:r>
+      <w:proofErr w:type="spellEnd"/>
+      <w:r>
+        <w:rPr>
+          <w:b/>
+          <w:bCs/>
+        </w:rPr>
+        <w:t xml:space="preserve"> </w:t>
+      </w:r>
+      <w:proofErr w:type="spellStart"/>
+      <w:r>
+        <w:rPr>
+          <w:b/>
+          <w:bCs/>
+        </w:rPr>
+        <w:t>dans</w:t>
+      </w:r>
+      <w:proofErr w:type="spellEnd"/>
+      <w:r>
+        <w:rPr>
+          <w:b/>
+          <w:bCs/>
+        </w:rPr>
+        <w:t xml:space="preserve"> le </w:t>
+      </w:r>
+      <w:proofErr w:type="spellStart"/>
+      <w:r>
+        <w:rPr>
+          <w:b/>
+          <w:bCs/>
+        </w:rPr>
+        <w:t>temps</w:t>
+      </w:r>
+      <w:proofErr w:type="spellEnd"/>
+      <w:r>
+        <w:rPr>
+          <w:b/>
+          <w:bCs/>
+        </w:rPr>
+        <w:t xml:space="preserve"> et/</w:t>
+      </w:r>
+      <w:proofErr w:type="spellStart"/>
+      <w:r>
+        <w:rPr>
+          <w:b/>
+          <w:bCs/>
+        </w:rPr>
+        <w:t>ou</w:t>
+      </w:r>
+      <w:proofErr w:type="spellEnd"/>
+      <w:r>
+        <w:rPr>
+          <w:b/>
+          <w:bCs/>
+        </w:rPr>
+        <w:t xml:space="preserve"> </w:t>
+      </w:r>
+      <w:proofErr w:type="spellStart"/>
+      <w:r>
+        <w:rPr>
+          <w:b/>
+          <w:bCs/>
+        </w:rPr>
+        <w:t>dans</w:t>
+      </w:r>
+      <w:proofErr w:type="spellEnd"/>
+      <w:r>
+        <w:rPr>
+          <w:b/>
+          <w:bCs/>
+        </w:rPr>
+        <w:t xml:space="preserve"> </w:t>
+      </w:r>
+      <w:proofErr w:type="spellStart"/>
+      <w:r>
+        <w:rPr>
+          <w:b/>
+          <w:bCs/>
+        </w:rPr>
+        <w:t>l’espace</w:t>
+      </w:r>
+      <w:proofErr w:type="spellEnd"/>
+      <w:r>
+        <w:t xml:space="preserve"> </w:t>
+      </w:r>
+      <w:proofErr w:type="spellStart"/>
+      <w:r>
+        <w:t>afin</w:t>
+      </w:r>
+      <w:proofErr w:type="spellEnd"/>
+      <w:r>
+        <w:t xml:space="preserve"> de </w:t>
+      </w:r>
+      <w:proofErr w:type="spellStart"/>
+      <w:r>
+        <w:t>permettre</w:t>
+      </w:r>
+      <w:proofErr w:type="spellEnd"/>
+      <w:r>
+        <w:t xml:space="preserve"> une </w:t>
+      </w:r>
+      <w:proofErr w:type="spellStart"/>
+      <w:r>
+        <w:rPr>
+          <w:b/>
+          <w:bCs/>
+        </w:rPr>
+        <w:t>interaction</w:t>
+      </w:r>
+      <w:proofErr w:type="spellEnd"/>
+      <w:r>
+        <w:rPr>
+          <w:b/>
+          <w:bCs/>
+        </w:rPr>
+        <w:t xml:space="preserve"> </w:t>
+      </w:r>
+      <w:proofErr w:type="spellStart"/>
+      <w:r>
+        <w:rPr>
+          <w:b/>
+          <w:bCs/>
+        </w:rPr>
+        <w:t>cohérente</w:t>
+      </w:r>
+      <w:proofErr w:type="spellEnd"/>
+      <w:r>
+        <w:rPr>
+          <w:b/>
+          <w:bCs/>
+        </w:rPr>
+        <w:t xml:space="preserve"> de </w:t>
+      </w:r>
+      <w:proofErr w:type="spellStart"/>
+      <w:r>
+        <w:rPr>
+          <w:b/>
+          <w:bCs/>
+        </w:rPr>
+        <w:t>l’information</w:t>
+      </w:r>
+      <w:proofErr w:type="spellEnd"/>
+      <w:r>
+        <w:t xml:space="preserve"> entre ces </w:t>
+      </w:r>
+      <w:proofErr w:type="spellStart"/>
+      <w:r>
+        <w:t>modalités</w:t>
+      </w:r>
+      <w:proofErr w:type="spellEnd"/>
+      <w:r>
+        <w:t xml:space="preserve">. </w:t>
       </w:r>
     </w:p>
     <w:p>
@@ -41,8 +322,40 @@
         <w:rPr>
           <w:lang w:val="fr-FR"/>
         </w:rPr>
-        <w:t xml:space="preserve">Methods utilisé </w:t>
-      </w:r>
+        <w:t>Va servir à trouver les c</w:t>
+      </w:r>
+      <w:r>
+        <w:rPr>
+          <w:lang w:val="fr-FR"/>
+        </w:rPr>
+        <w:t xml:space="preserve">orrespondances entre les modalités. </w:t>
+      </w:r>
+    </w:p>
+    <w:p>
+      <w:pPr>
+        <w:rPr>
+          <w:lang w:val="fr-FR"/>
+        </w:rPr>
+      </w:pPr>
+      <w:r>
+        <w:rPr>
+          <w:lang w:val="fr-FR"/>
+        </w:rPr>
+        <w:t>Methods utilisé</w:t>
+      </w:r>
+      <w:r>
+        <w:rPr>
+          <w:lang w:val="fr-FR"/>
+        </w:rPr>
+        <w:t xml:space="preserve"> : </w:t>
+      </w:r>
+    </w:p>
+    <w:p>
+      <w:pPr>
+        <w:rPr>
+          <w:lang w:val="fr-FR"/>
+        </w:rPr>
+      </w:pPr>
     </w:p>
     <w:sectPr>
       <w:pgSz w:w="11906" w:h="16838"/>
@@ -657,7 +970,6 @@
   <w:style w:type="character" w:default="1" w:styleId="Policepardfaut">
     <w:name w:val="Default Paragraph Font"/>
     <w:uiPriority w:val="1"/>
-    <w:semiHidden/>
     <w:unhideWhenUsed/>
   </w:style>
   <w:style w:type="table" w:default="1" w:styleId="TableauNormal">

--- a/TIM Multimodal/Alignement.docx
+++ b/TIM Multimodal/Alignement.docx
@@ -14,348 +14,1238 @@
     </w:p>
     <w:p>
       <w:r>
-        <w:rPr>
-          <w:b/>
-          <w:bCs/>
-        </w:rPr>
         <w:t xml:space="preserve">Le data </w:t>
       </w:r>
       <w:proofErr w:type="spellStart"/>
       <w:r>
-        <w:rPr>
-          <w:b/>
-          <w:bCs/>
-        </w:rPr>
         <w:t>alignement</w:t>
       </w:r>
       <w:proofErr w:type="spellEnd"/>
       <w:r>
-        <w:rPr>
-          <w:b/>
-          <w:bCs/>
-        </w:rPr>
+        <w:t xml:space="preserve"> va </w:t>
+      </w:r>
+      <w:r>
+        <w:t xml:space="preserve">a </w:t>
+      </w:r>
+      <w:r>
+        <w:t xml:space="preserve">servir à </w:t>
+      </w:r>
+      <w:proofErr w:type="spellStart"/>
+      <w:r>
+        <w:t>identifier</w:t>
+      </w:r>
+      <w:proofErr w:type="spellEnd"/>
+      <w:r>
+        <w:t xml:space="preserve"> et </w:t>
+      </w:r>
+      <w:proofErr w:type="spellStart"/>
+      <w:r>
+        <w:t>établir</w:t>
+      </w:r>
+      <w:proofErr w:type="spellEnd"/>
+      <w:r>
+        <w:t xml:space="preserve"> la </w:t>
+      </w:r>
+      <w:proofErr w:type="spellStart"/>
+      <w:r>
+        <w:t>correspondance</w:t>
+      </w:r>
+      <w:proofErr w:type="spellEnd"/>
+      <w:r>
+        <w:t xml:space="preserve"> entre les </w:t>
+      </w:r>
+      <w:proofErr w:type="spellStart"/>
+      <w:r>
+        <w:t>éléments</w:t>
+      </w:r>
+      <w:proofErr w:type="spellEnd"/>
+      <w:r>
+        <w:t xml:space="preserve"> de </w:t>
+      </w:r>
+      <w:proofErr w:type="spellStart"/>
+      <w:r>
+        <w:t>différentes</w:t>
+      </w:r>
+      <w:proofErr w:type="spellEnd"/>
+      <w:r>
         <w:t xml:space="preserve"> </w:t>
       </w:r>
+      <w:proofErr w:type="spellStart"/>
+      <w:r>
+        <w:t>modalités</w:t>
+      </w:r>
+      <w:proofErr w:type="spellEnd"/>
+      <w:r>
+        <w:t xml:space="preserve">, en les </w:t>
+      </w:r>
+      <w:proofErr w:type="spellStart"/>
+      <w:r>
+        <w:t>alignant</w:t>
+      </w:r>
+      <w:proofErr w:type="spellEnd"/>
+      <w:r>
+        <w:t xml:space="preserve"> </w:t>
+      </w:r>
+      <w:proofErr w:type="spellStart"/>
+      <w:r>
+        <w:t>dans</w:t>
+      </w:r>
+      <w:proofErr w:type="spellEnd"/>
+      <w:r>
+        <w:t xml:space="preserve"> le </w:t>
+      </w:r>
+      <w:proofErr w:type="spellStart"/>
+      <w:r>
+        <w:t>temps</w:t>
+      </w:r>
+      <w:proofErr w:type="spellEnd"/>
+      <w:r>
+        <w:t xml:space="preserve"> et/</w:t>
+      </w:r>
+      <w:proofErr w:type="spellStart"/>
+      <w:r>
+        <w:t>ou</w:t>
+      </w:r>
+      <w:proofErr w:type="spellEnd"/>
+      <w:r>
+        <w:t xml:space="preserve"> </w:t>
+      </w:r>
+      <w:proofErr w:type="spellStart"/>
+      <w:r>
+        <w:t>dans</w:t>
+      </w:r>
+      <w:proofErr w:type="spellEnd"/>
+      <w:r>
+        <w:t xml:space="preserve"> </w:t>
+      </w:r>
+      <w:proofErr w:type="spellStart"/>
+      <w:r>
+        <w:t>l’espace</w:t>
+      </w:r>
+      <w:proofErr w:type="spellEnd"/>
+      <w:r>
+        <w:t xml:space="preserve"> </w:t>
+      </w:r>
+      <w:proofErr w:type="spellStart"/>
+      <w:r>
+        <w:t>afin</w:t>
+      </w:r>
+      <w:proofErr w:type="spellEnd"/>
+      <w:r>
+        <w:t xml:space="preserve"> de </w:t>
+      </w:r>
+      <w:proofErr w:type="spellStart"/>
+      <w:r>
+        <w:t>permettre</w:t>
+      </w:r>
+      <w:proofErr w:type="spellEnd"/>
+      <w:r>
+        <w:t xml:space="preserve"> un</w:t>
+      </w:r>
+      <w:r>
+        <w:t xml:space="preserve"> </w:t>
+      </w:r>
+      <w:proofErr w:type="spellStart"/>
+      <w:r>
+        <w:t>partage</w:t>
+      </w:r>
+      <w:proofErr w:type="spellEnd"/>
+      <w:r>
+        <w:t xml:space="preserve"> </w:t>
+      </w:r>
+      <w:proofErr w:type="spellStart"/>
+      <w:r>
+        <w:t>cohérente</w:t>
+      </w:r>
+      <w:proofErr w:type="spellEnd"/>
+      <w:r>
+        <w:t xml:space="preserve"> de </w:t>
+      </w:r>
+      <w:proofErr w:type="spellStart"/>
+      <w:r>
+        <w:t>l’information</w:t>
+      </w:r>
+      <w:proofErr w:type="spellEnd"/>
+      <w:r>
+        <w:t xml:space="preserve"> entre ces </w:t>
+      </w:r>
+      <w:proofErr w:type="spellStart"/>
+      <w:r>
+        <w:t>modalités</w:t>
+      </w:r>
+      <w:proofErr w:type="spellEnd"/>
+      <w:r>
+        <w:t xml:space="preserve">. </w:t>
+      </w:r>
+    </w:p>
+    <w:p/>
+    <w:p>
+      <w:r>
+        <w:t xml:space="preserve">Le </w:t>
+      </w:r>
+      <w:r>
+        <w:rPr>
+          <w:i/>
+          <w:iCs/>
+        </w:rPr>
+        <w:t xml:space="preserve">data </w:t>
+      </w:r>
+      <w:proofErr w:type="spellStart"/>
+      <w:r>
+        <w:rPr>
+          <w:i/>
+          <w:iCs/>
+        </w:rPr>
+        <w:t>alignment</w:t>
+      </w:r>
+      <w:proofErr w:type="spellEnd"/>
+      <w:r>
+        <w:t xml:space="preserve"> consiste à </w:t>
+      </w:r>
+      <w:proofErr w:type="spellStart"/>
+      <w:r>
+        <w:t>identifier</w:t>
+      </w:r>
+      <w:proofErr w:type="spellEnd"/>
+      <w:r>
+        <w:t xml:space="preserve"> et </w:t>
+      </w:r>
+      <w:proofErr w:type="spellStart"/>
+      <w:r>
+        <w:t>établir</w:t>
+      </w:r>
+      <w:proofErr w:type="spellEnd"/>
+      <w:r>
+        <w:t xml:space="preserve"> des </w:t>
+      </w:r>
+      <w:proofErr w:type="spellStart"/>
+      <w:r>
+        <w:t>correspondances</w:t>
+      </w:r>
+      <w:proofErr w:type="spellEnd"/>
+      <w:r>
+        <w:t xml:space="preserve"> entre des </w:t>
+      </w:r>
+      <w:proofErr w:type="spellStart"/>
+      <w:r>
+        <w:t>éléments</w:t>
+      </w:r>
+      <w:proofErr w:type="spellEnd"/>
+      <w:r>
+        <w:t xml:space="preserve"> </w:t>
+      </w:r>
+      <w:proofErr w:type="spellStart"/>
+      <w:r>
+        <w:t>issus</w:t>
+      </w:r>
+      <w:proofErr w:type="spellEnd"/>
+      <w:r>
+        <w:t xml:space="preserve"> de </w:t>
+      </w:r>
+      <w:proofErr w:type="spellStart"/>
+      <w:r>
+        <w:t>différentes</w:t>
+      </w:r>
+      <w:proofErr w:type="spellEnd"/>
+      <w:r>
+        <w:t xml:space="preserve"> </w:t>
+      </w:r>
+      <w:proofErr w:type="spellStart"/>
+      <w:r>
+        <w:t>modalités</w:t>
+      </w:r>
+      <w:proofErr w:type="spellEnd"/>
+      <w:r>
+        <w:t xml:space="preserve">. </w:t>
+      </w:r>
+      <w:proofErr w:type="spellStart"/>
+      <w:r>
+        <w:t>Il</w:t>
+      </w:r>
+      <w:proofErr w:type="spellEnd"/>
+      <w:r>
+        <w:t xml:space="preserve"> vise à </w:t>
+      </w:r>
+      <w:proofErr w:type="spellStart"/>
+      <w:r>
+        <w:t>aligner</w:t>
+      </w:r>
+      <w:proofErr w:type="spellEnd"/>
+      <w:r>
+        <w:t xml:space="preserve"> ces </w:t>
+      </w:r>
+      <w:proofErr w:type="spellStart"/>
+      <w:r>
+        <w:t>informations</w:t>
+      </w:r>
+      <w:proofErr w:type="spellEnd"/>
+      <w:r>
+        <w:t xml:space="preserve"> </w:t>
+      </w:r>
+      <w:proofErr w:type="spellStart"/>
+      <w:r>
+        <w:t>dans</w:t>
+      </w:r>
+      <w:proofErr w:type="spellEnd"/>
+      <w:r>
+        <w:t xml:space="preserve"> le </w:t>
+      </w:r>
+      <w:proofErr w:type="spellStart"/>
+      <w:r>
+        <w:t>temps</w:t>
+      </w:r>
+      <w:proofErr w:type="spellEnd"/>
+      <w:r>
+        <w:t xml:space="preserve"> et</w:t>
+      </w:r>
+      <w:r>
+        <w:t xml:space="preserve"> </w:t>
+      </w:r>
+      <w:proofErr w:type="spellStart"/>
+      <w:r>
+        <w:t>ou</w:t>
+      </w:r>
+      <w:proofErr w:type="spellEnd"/>
+      <w:r>
+        <w:t xml:space="preserve"> </w:t>
+      </w:r>
+      <w:proofErr w:type="spellStart"/>
+      <w:r>
+        <w:t>dans</w:t>
+      </w:r>
+      <w:proofErr w:type="spellEnd"/>
+      <w:r>
+        <w:t xml:space="preserve"> </w:t>
+      </w:r>
+      <w:proofErr w:type="spellStart"/>
+      <w:r>
+        <w:t>l’espace</w:t>
+      </w:r>
+      <w:proofErr w:type="spellEnd"/>
+      <w:r>
+        <w:t xml:space="preserve">, </w:t>
+      </w:r>
+      <w:proofErr w:type="spellStart"/>
+      <w:r>
+        <w:t>afin</w:t>
+      </w:r>
+      <w:proofErr w:type="spellEnd"/>
+      <w:r>
+        <w:t xml:space="preserve"> de garantir une mise en </w:t>
+      </w:r>
+      <w:proofErr w:type="spellStart"/>
+      <w:r>
+        <w:t>relation</w:t>
+      </w:r>
+      <w:proofErr w:type="spellEnd"/>
+      <w:r>
+        <w:t xml:space="preserve"> </w:t>
+      </w:r>
+      <w:proofErr w:type="spellStart"/>
+      <w:r>
+        <w:t>cohérente</w:t>
+      </w:r>
+      <w:proofErr w:type="spellEnd"/>
+      <w:r>
+        <w:t xml:space="preserve"> et un </w:t>
+      </w:r>
+      <w:proofErr w:type="spellStart"/>
+      <w:r>
+        <w:t>partage</w:t>
+      </w:r>
+      <w:proofErr w:type="spellEnd"/>
+      <w:r>
+        <w:t xml:space="preserve"> </w:t>
+      </w:r>
+      <w:proofErr w:type="spellStart"/>
+      <w:r>
+        <w:t>pertinent</w:t>
+      </w:r>
+      <w:proofErr w:type="spellEnd"/>
+      <w:r>
+        <w:t xml:space="preserve"> de </w:t>
+      </w:r>
+      <w:proofErr w:type="spellStart"/>
+      <w:r>
+        <w:t>l’information</w:t>
+      </w:r>
+      <w:proofErr w:type="spellEnd"/>
+      <w:r>
+        <w:t xml:space="preserve"> entre les </w:t>
+      </w:r>
+      <w:proofErr w:type="spellStart"/>
+      <w:r>
+        <w:t>modalités</w:t>
+      </w:r>
+      <w:proofErr w:type="spellEnd"/>
+      <w:r>
+        <w:t>.</w:t>
+      </w:r>
+    </w:p>
+    <w:p>
+      <w:pPr>
+        <w:rPr>
+          <w:lang w:val="fr-FR"/>
+        </w:rPr>
+      </w:pPr>
+      <w:r>
+        <w:rPr>
+          <w:lang w:val="fr-FR"/>
+        </w:rPr>
+        <w:t>Va servir à trouver les c</w:t>
+      </w:r>
+      <w:r>
+        <w:rPr>
+          <w:lang w:val="fr-FR"/>
+        </w:rPr>
+        <w:t xml:space="preserve">orrespondances entre les modalités. </w:t>
+      </w:r>
+    </w:p>
+    <w:p>
+      <w:pPr>
+        <w:rPr>
+          <w:lang w:val="fr-FR"/>
+        </w:rPr>
+      </w:pPr>
+      <w:r>
+        <w:rPr>
+          <w:lang w:val="fr-FR"/>
+        </w:rPr>
+        <w:t>Methods utilisé</w:t>
+      </w:r>
+      <w:r>
+        <w:rPr>
+          <w:lang w:val="fr-FR"/>
+        </w:rPr>
+        <w:t xml:space="preserve"> : </w:t>
+      </w:r>
+    </w:p>
+    <w:p>
+      <w:pPr>
+        <w:rPr>
+          <w:lang w:val="fr-FR"/>
+        </w:rPr>
+      </w:pPr>
+    </w:p>
+    <w:p>
+      <w:pPr>
+        <w:pStyle w:val="Titre1"/>
+        <w:rPr>
+          <w:rFonts w:eastAsiaTheme="minorHAnsi"/>
+          <w:lang w:val="fr-FR"/>
+        </w:rPr>
+      </w:pPr>
+      <w:r>
+        <w:rPr>
+          <w:lang w:val="fr-FR"/>
+        </w:rPr>
+        <w:br/>
+      </w:r>
+      <w:r>
+        <w:rPr>
+          <w:rFonts w:eastAsiaTheme="minorHAnsi"/>
+          <w:lang w:val="fr-FR"/>
+        </w:rPr>
+        <w:t>Forces (avantages) de l’alignement multimodal</w:t>
+      </w:r>
+    </w:p>
+    <w:p>
+      <w:pPr>
+        <w:rPr>
+          <w:lang w:val="fr-FR"/>
+        </w:rPr>
+      </w:pPr>
+      <w:r>
+        <w:rPr>
+          <w:lang w:val="fr-FR"/>
+        </w:rPr>
+        <w:t>1) Améliore la cohérence entre modalités</w:t>
+      </w:r>
+    </w:p>
+    <w:p>
+      <w:pPr>
+        <w:rPr>
+          <w:lang w:val="fr-FR"/>
+        </w:rPr>
+      </w:pPr>
+      <w:r>
+        <w:rPr>
+          <w:lang w:val="fr-FR"/>
+        </w:rPr>
+        <w:t xml:space="preserve">L’alignement permet de relier directement des sous-éléments de deux modalités (mots ↔ régions d’image, phrases ↔ frames vidéo, etc.), ce qui rend l’information plus exploitable et cohérente pour le modèle. </w:t>
+      </w:r>
+    </w:p>
+    <w:p>
+      <w:pPr>
+        <w:rPr>
+          <w:lang w:val="fr-FR"/>
+        </w:rPr>
+      </w:pPr>
+      <w:r>
+        <w:rPr>
+          <w:lang w:val="fr-FR"/>
+        </w:rPr>
+        <w:t>2) Renforce les performances des tâches aval</w:t>
+      </w:r>
+    </w:p>
+    <w:p>
+      <w:pPr>
+        <w:rPr>
+          <w:lang w:val="fr-FR"/>
+        </w:rPr>
+      </w:pPr>
+      <w:r>
+        <w:rPr>
+          <w:lang w:val="fr-FR"/>
+        </w:rPr>
+        <w:t xml:space="preserve">L’article </w:t>
+      </w:r>
+      <w:r>
+        <w:rPr>
+          <w:i/>
+          <w:iCs/>
+          <w:lang w:val="fr-FR"/>
+        </w:rPr>
+        <w:t>Multimodal Machine Learning</w:t>
+      </w:r>
+      <w:r>
+        <w:rPr>
+          <w:lang w:val="fr-FR"/>
+        </w:rPr>
+        <w:t xml:space="preserve"> explique que l’alignement (souvent implicite) sert de mécanisme intermédiaire qui améliore plusieurs tâches comme la traduction multimodale, la description média, la reconnaissance vocale, ou le </w:t>
+      </w:r>
+      <w:proofErr w:type="spellStart"/>
+      <w:r>
+        <w:rPr>
+          <w:lang w:val="fr-FR"/>
+        </w:rPr>
+        <w:t>visual</w:t>
+      </w:r>
+      <w:proofErr w:type="spellEnd"/>
+      <w:r>
+        <w:rPr>
+          <w:lang w:val="fr-FR"/>
+        </w:rPr>
+        <w:t xml:space="preserve"> question </w:t>
+      </w:r>
+      <w:proofErr w:type="spellStart"/>
+      <w:r>
+        <w:rPr>
+          <w:lang w:val="fr-FR"/>
+        </w:rPr>
+        <w:t>answering</w:t>
+      </w:r>
+      <w:proofErr w:type="spellEnd"/>
+      <w:r>
+        <w:rPr>
+          <w:lang w:val="fr-FR"/>
+        </w:rPr>
+        <w:t xml:space="preserve"> (VQA). </w:t>
+      </w:r>
+    </w:p>
+    <w:p>
+      <w:pPr>
+        <w:rPr>
+          <w:lang w:val="fr-FR"/>
+        </w:rPr>
+      </w:pPr>
+      <w:r>
+        <w:rPr>
+          <w:lang w:val="fr-FR"/>
+        </w:rPr>
+        <w:t>3) Rend possible l’exploitation de l’attention (alignement implicite efficace)</w:t>
+      </w:r>
+    </w:p>
+    <w:p>
+      <w:pPr>
+        <w:rPr>
+          <w:lang w:val="fr-FR"/>
+        </w:rPr>
+      </w:pPr>
+      <w:r>
+        <w:rPr>
+          <w:lang w:val="fr-FR"/>
+        </w:rPr>
+        <w:t xml:space="preserve">Avec les mécanismes d’attention, le modèle apprend à se concentrer sur les bonnes parties (régions, mots, frames), au lieu de résumer toute la modalité dans un seul vecteur, ce qui améliore la qualité des résultats. </w:t>
+      </w:r>
+    </w:p>
+    <w:p>
+      <w:pPr>
+        <w:rPr>
+          <w:lang w:val="fr-FR"/>
+        </w:rPr>
+      </w:pPr>
+      <w:r>
+        <w:rPr>
+          <w:lang w:val="fr-FR"/>
+        </w:rPr>
+        <w:t>4) Permet d’imposer des contraintes utiles (cohérence temporelle)</w:t>
+      </w:r>
+    </w:p>
+    <w:p>
+      <w:pPr>
+        <w:rPr>
+          <w:lang w:val="fr-FR"/>
+        </w:rPr>
+      </w:pPr>
+      <w:r>
+        <w:rPr>
+          <w:lang w:val="fr-FR"/>
+        </w:rPr>
+        <w:t xml:space="preserve">Pour des séquences (audio–vidéo, vidéo–texte), des méthodes explicites comme DTW ou certains modèles graphiques permettent d’appliquer des contraintes (monotonie, pas de “sauts” temporels, cohérence), ce qui peut rendre l’alignement plus robuste. </w:t>
+      </w:r>
+    </w:p>
+    <w:p>
+      <w:pPr>
+        <w:rPr>
+          <w:lang w:val="fr-FR"/>
+        </w:rPr>
+      </w:pPr>
+      <w:r>
+        <w:rPr>
+          <w:lang w:val="fr-FR"/>
+        </w:rPr>
+        <w:t>5) Contribue à limiter le bruit dans la fusion</w:t>
+      </w:r>
+    </w:p>
+    <w:p>
+      <w:pPr>
+        <w:rPr>
+          <w:lang w:val="fr-FR"/>
+        </w:rPr>
+      </w:pPr>
+      <w:r>
+        <w:rPr>
+          <w:lang w:val="fr-FR"/>
+        </w:rPr>
+        <w:lastRenderedPageBreak/>
+        <w:t xml:space="preserve">Le </w:t>
+      </w:r>
+      <w:proofErr w:type="spellStart"/>
+      <w:r>
+        <w:rPr>
+          <w:lang w:val="fr-FR"/>
+        </w:rPr>
+        <w:t>survey</w:t>
+      </w:r>
+      <w:proofErr w:type="spellEnd"/>
+      <w:r>
+        <w:rPr>
+          <w:lang w:val="fr-FR"/>
+        </w:rPr>
+        <w:t xml:space="preserve"> sur la fusion multimodale indique que des alignements efficaces peuvent aider à réduire le bruit externe introduit pendant la fusion et donc éviter une dégradation des performances. </w:t>
+      </w:r>
+    </w:p>
+    <w:p>
+      <w:pPr>
+        <w:rPr>
+          <w:lang w:val="fr-FR"/>
+        </w:rPr>
+      </w:pPr>
+      <w:r>
+        <w:rPr>
+          <w:lang w:val="fr-FR"/>
+        </w:rPr>
+        <w:pict w14:anchorId="12025845">
+          <v:rect id="_x0000_i1025" style="width:0;height:1.5pt" o:hralign="center" o:hrstd="t" o:hr="t" fillcolor="#a0a0a0" stroked="f"/>
+        </w:pict>
+      </w:r>
+    </w:p>
+    <w:p>
+      <w:pPr>
+        <w:pStyle w:val="Titre1"/>
+        <w:rPr>
+          <w:lang w:val="fr-FR"/>
+        </w:rPr>
+      </w:pPr>
+      <w:r>
+        <w:rPr>
+          <w:lang w:val="fr-FR"/>
+        </w:rPr>
+        <w:t>Faiblesses (limites) de l’alignement multimodal</w:t>
+      </w:r>
+    </w:p>
+    <w:p>
+      <w:pPr>
+        <w:rPr>
+          <w:b/>
+          <w:bCs/>
+          <w:lang w:val="fr-FR"/>
+        </w:rPr>
+      </w:pPr>
+      <w:r>
+        <w:rPr>
+          <w:b/>
+          <w:bCs/>
+          <w:lang w:val="fr-FR"/>
+        </w:rPr>
+        <w:t>1) Peu de données annotées “alignées”</w:t>
+      </w:r>
+    </w:p>
+    <w:p>
+      <w:pPr>
+        <w:rPr>
+          <w:lang w:val="fr-FR"/>
+        </w:rPr>
+      </w:pPr>
+      <w:r>
+        <w:rPr>
+          <w:lang w:val="fr-FR"/>
+        </w:rPr>
+        <w:t xml:space="preserve">Un problème majeur est le </w:t>
+      </w:r>
+      <w:r>
+        <w:rPr>
+          <w:b/>
+          <w:bCs/>
+          <w:lang w:val="fr-FR"/>
+        </w:rPr>
+        <w:t xml:space="preserve">manque de </w:t>
+      </w:r>
+      <w:proofErr w:type="spellStart"/>
+      <w:r>
+        <w:rPr>
+          <w:b/>
+          <w:bCs/>
+          <w:lang w:val="fr-FR"/>
+        </w:rPr>
+        <w:t>datasets</w:t>
+      </w:r>
+      <w:proofErr w:type="spellEnd"/>
+      <w:r>
+        <w:rPr>
+          <w:b/>
+          <w:bCs/>
+          <w:lang w:val="fr-FR"/>
+        </w:rPr>
+        <w:t xml:space="preserve"> avec alignements explicites</w:t>
+      </w:r>
+      <w:r>
+        <w:rPr>
+          <w:lang w:val="fr-FR"/>
+        </w:rPr>
+        <w:t xml:space="preserve"> (ex. mot ↔ région, segment ↔ segment), ce qui limite les approches supervisées et rend l’évaluation plus difficile. </w:t>
+      </w:r>
+    </w:p>
+    <w:p>
+      <w:pPr>
+        <w:rPr>
+          <w:b/>
+          <w:bCs/>
+          <w:lang w:val="fr-FR"/>
+        </w:rPr>
+      </w:pPr>
+      <w:r>
+        <w:rPr>
+          <w:b/>
+          <w:bCs/>
+          <w:lang w:val="fr-FR"/>
+        </w:rPr>
+        <w:t>2) Difficile de définir une bonne mesure de similarité</w:t>
+      </w:r>
+    </w:p>
+    <w:p>
+      <w:pPr>
+        <w:rPr>
+          <w:lang w:val="fr-FR"/>
+        </w:rPr>
+      </w:pPr>
+      <w:r>
+        <w:rPr>
+          <w:lang w:val="fr-FR"/>
+        </w:rPr>
+        <w:t xml:space="preserve">L’alignement explicite dépend fortement d’une </w:t>
+      </w:r>
+      <w:r>
+        <w:rPr>
+          <w:b/>
+          <w:bCs/>
+          <w:lang w:val="fr-FR"/>
+        </w:rPr>
+        <w:t>métrique de similarité entre modalités</w:t>
+      </w:r>
+      <w:r>
+        <w:rPr>
+          <w:lang w:val="fr-FR"/>
+        </w:rPr>
+        <w:t xml:space="preserve">, qui peut être difficile à concevoir (ou à apprendre) de manière fiable. </w:t>
+      </w:r>
+    </w:p>
+    <w:p>
+      <w:pPr>
+        <w:rPr>
+          <w:b/>
+          <w:bCs/>
+          <w:lang w:val="fr-FR"/>
+        </w:rPr>
+      </w:pPr>
+      <w:r>
+        <w:rPr>
+          <w:b/>
+          <w:bCs/>
+          <w:lang w:val="fr-FR"/>
+        </w:rPr>
+        <w:t>3) Ambiguïtés : plusieurs alignements possibles, ou parfois aucun</w:t>
+      </w:r>
+    </w:p>
+    <w:p>
+      <w:pPr>
+        <w:rPr>
+          <w:lang w:val="fr-FR"/>
+        </w:rPr>
+      </w:pPr>
+      <w:r>
+        <w:rPr>
+          <w:lang w:val="fr-FR"/>
+        </w:rPr>
+        <w:t xml:space="preserve">Le même contenu peut avoir </w:t>
+      </w:r>
+      <w:r>
+        <w:rPr>
+          <w:b/>
+          <w:bCs/>
+          <w:lang w:val="fr-FR"/>
+        </w:rPr>
+        <w:t>plusieurs correspondances valides</w:t>
+      </w:r>
+      <w:r>
+        <w:rPr>
+          <w:lang w:val="fr-FR"/>
+        </w:rPr>
+        <w:t xml:space="preserve">, et parfois </w:t>
+      </w:r>
+      <w:r>
+        <w:rPr>
+          <w:b/>
+          <w:bCs/>
+          <w:lang w:val="fr-FR"/>
+        </w:rPr>
+        <w:t>certains éléments d’une modalité n’ont pas d’équivalent</w:t>
+      </w:r>
+      <w:r>
+        <w:rPr>
+          <w:lang w:val="fr-FR"/>
+        </w:rPr>
+        <w:t xml:space="preserve"> dans l’autre, ce qui rend l’alignement intrinsèquement incertain. </w:t>
+      </w:r>
+    </w:p>
+    <w:p>
+      <w:pPr>
+        <w:rPr>
+          <w:b/>
+          <w:bCs/>
+          <w:lang w:val="fr-FR"/>
+        </w:rPr>
+      </w:pPr>
+      <w:r>
+        <w:rPr>
+          <w:b/>
+          <w:bCs/>
+          <w:lang w:val="fr-FR"/>
+        </w:rPr>
+        <w:t>4) Problèmes structurels : longue dépendance et segmentation floue</w:t>
+      </w:r>
+    </w:p>
+    <w:p>
+      <w:pPr>
+        <w:rPr>
+          <w:lang w:val="fr-FR"/>
+        </w:rPr>
+      </w:pPr>
+      <w:r>
+        <w:rPr>
+          <w:lang w:val="fr-FR"/>
+        </w:rPr>
+        <w:t xml:space="preserve">Le deuxième article souligne que l’alignement souffre souvent de </w:t>
+      </w:r>
+      <w:r>
+        <w:rPr>
+          <w:b/>
+          <w:bCs/>
+          <w:lang w:val="fr-FR"/>
+        </w:rPr>
+        <w:t>dépendances à long terme</w:t>
+      </w:r>
+      <w:r>
+        <w:rPr>
+          <w:lang w:val="fr-FR"/>
+        </w:rPr>
+        <w:t xml:space="preserve"> et de </w:t>
+      </w:r>
+      <w:r>
+        <w:rPr>
+          <w:b/>
+          <w:bCs/>
+          <w:lang w:val="fr-FR"/>
+        </w:rPr>
+        <w:t>segmentation ambiguë</w:t>
+      </w:r>
+      <w:r>
+        <w:rPr>
+          <w:lang w:val="fr-FR"/>
+        </w:rPr>
+        <w:t xml:space="preserve">, car la relation entre modalités peut être </w:t>
+      </w:r>
+      <w:r>
+        <w:rPr>
+          <w:b/>
+          <w:bCs/>
+          <w:lang w:val="fr-FR"/>
+        </w:rPr>
+        <w:t>1–1</w:t>
+      </w:r>
+      <w:r>
+        <w:rPr>
+          <w:lang w:val="fr-FR"/>
+        </w:rPr>
+        <w:t xml:space="preserve">, </w:t>
+      </w:r>
+      <w:r>
+        <w:rPr>
+          <w:b/>
+          <w:bCs/>
+          <w:lang w:val="fr-FR"/>
+        </w:rPr>
+        <w:t>N–N</w:t>
+      </w:r>
+      <w:r>
+        <w:rPr>
+          <w:lang w:val="fr-FR"/>
+        </w:rPr>
+        <w:t xml:space="preserve">, ou inexistante. </w:t>
+      </w:r>
+    </w:p>
+    <w:p>
+      <w:pPr>
+        <w:rPr>
+          <w:b/>
+          <w:bCs/>
+          <w:lang w:val="fr-FR"/>
+        </w:rPr>
+      </w:pPr>
+      <w:r>
+        <w:rPr>
+          <w:b/>
+          <w:bCs/>
+          <w:lang w:val="fr-FR"/>
+        </w:rPr>
+        <w:t>5) Désynchronisation temporelle/spatiale difficile à gérer</w:t>
+      </w:r>
+    </w:p>
+    <w:p>
+      <w:pPr>
+        <w:rPr>
+          <w:lang w:val="fr-FR"/>
+        </w:rPr>
+      </w:pPr>
+      <w:r>
+        <w:rPr>
+          <w:lang w:val="fr-FR"/>
+        </w:rPr>
+        <w:t xml:space="preserve">Dans les systèmes réels (capteurs, vidéo/audio), les données peuvent être </w:t>
+      </w:r>
+      <w:r>
+        <w:rPr>
+          <w:b/>
+          <w:bCs/>
+          <w:lang w:val="fr-FR"/>
+        </w:rPr>
+        <w:t>non synchronisées</w:t>
+      </w:r>
+      <w:r>
+        <w:rPr>
+          <w:lang w:val="fr-FR"/>
+        </w:rPr>
+        <w:t xml:space="preserve"> (temps ou espace), ce qui fait de la synchronisation/alignement un des problèmes </w:t>
+      </w:r>
+      <w:r>
+        <w:rPr>
+          <w:b/>
+          <w:bCs/>
+          <w:lang w:val="fr-FR"/>
+        </w:rPr>
+        <w:t>les plus importants et les plus difficiles</w:t>
+      </w:r>
+      <w:r>
+        <w:rPr>
+          <w:lang w:val="fr-FR"/>
+        </w:rPr>
+        <w:t xml:space="preserve">. </w:t>
+      </w:r>
+    </w:p>
+    <w:p>
+      <w:pPr>
+        <w:rPr>
+          <w:b/>
+          <w:bCs/>
+          <w:lang w:val="fr-FR"/>
+        </w:rPr>
+      </w:pPr>
+      <w:r>
+        <w:rPr>
+          <w:b/>
+          <w:bCs/>
+          <w:lang w:val="fr-FR"/>
+        </w:rPr>
+        <w:t>6) Hétérogénéité + différences de longueur et de sémantique</w:t>
+      </w:r>
+    </w:p>
+    <w:p>
+      <w:pPr>
+        <w:rPr>
+          <w:lang w:val="fr-FR"/>
+        </w:rPr>
+      </w:pPr>
+      <w:r>
+        <w:rPr>
+          <w:lang w:val="fr-FR"/>
+        </w:rPr>
+        <w:t>Les modalités peuvent avoir :</w:t>
+      </w:r>
+    </w:p>
+    <w:p>
+      <w:pPr>
+        <w:numPr>
+          <w:ilvl w:val="0"/>
+          <w:numId w:val="1"/>
+        </w:numPr>
+        <w:rPr>
+          <w:lang w:val="fr-FR"/>
+        </w:rPr>
+      </w:pPr>
       <w:proofErr w:type="gramStart"/>
       <w:r>
         <w:rPr>
-          <w:b/>
-          <w:bCs/>
-        </w:rPr>
-        <w:t>va</w:t>
+          <w:lang w:val="fr-FR"/>
+        </w:rPr>
+        <w:t>des</w:t>
       </w:r>
       <w:proofErr w:type="gramEnd"/>
       <w:r>
         <w:rPr>
-          <w:b/>
-          <w:bCs/>
-        </w:rPr>
-        <w:t xml:space="preserve"> servir à </w:t>
-      </w:r>
-      <w:proofErr w:type="spellStart"/>
-      <w:r>
-        <w:rPr>
-          <w:b/>
-          <w:bCs/>
-        </w:rPr>
-        <w:t>i</w:t>
-      </w:r>
-      <w:r>
-        <w:rPr>
-          <w:b/>
-          <w:bCs/>
-        </w:rPr>
-        <w:t>dentifier</w:t>
-      </w:r>
-      <w:proofErr w:type="spellEnd"/>
-      <w:r>
-        <w:rPr>
-          <w:b/>
-          <w:bCs/>
-        </w:rPr>
-        <w:t xml:space="preserve"> et </w:t>
-      </w:r>
-      <w:proofErr w:type="spellStart"/>
-      <w:r>
-        <w:rPr>
-          <w:b/>
-          <w:bCs/>
-        </w:rPr>
-        <w:t>établir</w:t>
-      </w:r>
-      <w:proofErr w:type="spellEnd"/>
-      <w:r>
-        <w:rPr>
-          <w:b/>
-          <w:bCs/>
-        </w:rPr>
-        <w:t xml:space="preserve"> la </w:t>
-      </w:r>
-      <w:proofErr w:type="spellStart"/>
-      <w:r>
-        <w:rPr>
-          <w:b/>
-          <w:bCs/>
-        </w:rPr>
-        <w:t>correspondance</w:t>
-      </w:r>
-      <w:proofErr w:type="spellEnd"/>
-      <w:r>
-        <w:rPr>
-          <w:b/>
-          <w:bCs/>
-        </w:rPr>
-        <w:t xml:space="preserve"> entre les </w:t>
-      </w:r>
-      <w:proofErr w:type="spellStart"/>
-      <w:r>
-        <w:rPr>
-          <w:b/>
-          <w:bCs/>
-        </w:rPr>
-        <w:t>éléments</w:t>
-      </w:r>
-      <w:proofErr w:type="spellEnd"/>
-      <w:r>
-        <w:rPr>
-          <w:b/>
-          <w:bCs/>
-        </w:rPr>
-        <w:t xml:space="preserve"> de </w:t>
-      </w:r>
-      <w:proofErr w:type="spellStart"/>
-      <w:r>
-        <w:rPr>
-          <w:b/>
-          <w:bCs/>
-        </w:rPr>
-        <w:t>différentes</w:t>
-      </w:r>
-      <w:proofErr w:type="spellEnd"/>
-      <w:r>
-        <w:rPr>
-          <w:b/>
-          <w:bCs/>
+          <w:lang w:val="fr-FR"/>
         </w:rPr>
         <w:t xml:space="preserve"> </w:t>
       </w:r>
-      <w:proofErr w:type="spellStart"/>
-      <w:r>
-        <w:rPr>
-          <w:b/>
-          <w:bCs/>
-        </w:rPr>
-        <w:t>modalités</w:t>
-      </w:r>
-      <w:proofErr w:type="spellEnd"/>
-      <w:r>
-        <w:t xml:space="preserve">, en les </w:t>
-      </w:r>
-      <w:proofErr w:type="spellStart"/>
-      <w:r>
-        <w:rPr>
-          <w:b/>
-          <w:bCs/>
-        </w:rPr>
-        <w:t>alignant</w:t>
-      </w:r>
-      <w:proofErr w:type="spellEnd"/>
-      <w:r>
-        <w:rPr>
-          <w:b/>
-          <w:bCs/>
+      <w:r>
+        <w:rPr>
+          <w:b/>
+          <w:bCs/>
+          <w:lang w:val="fr-FR"/>
+        </w:rPr>
+        <w:t>longueurs très différentes</w:t>
+      </w:r>
+      <w:r>
+        <w:rPr>
+          <w:lang w:val="fr-FR"/>
+        </w:rPr>
+        <w:t xml:space="preserve"> (ex. audio long vs texte court),</w:t>
+      </w:r>
+    </w:p>
+    <w:p>
+      <w:pPr>
+        <w:numPr>
+          <w:ilvl w:val="0"/>
+          <w:numId w:val="1"/>
+        </w:numPr>
+        <w:rPr>
+          <w:lang w:val="fr-FR"/>
+        </w:rPr>
+      </w:pPr>
+      <w:proofErr w:type="gramStart"/>
+      <w:r>
+        <w:rPr>
+          <w:lang w:val="fr-FR"/>
+        </w:rPr>
+        <w:t>des</w:t>
+      </w:r>
+      <w:proofErr w:type="gramEnd"/>
+      <w:r>
+        <w:rPr>
+          <w:lang w:val="fr-FR"/>
         </w:rPr>
         <w:t xml:space="preserve"> </w:t>
       </w:r>
-      <w:proofErr w:type="spellStart"/>
-      <w:r>
-        <w:rPr>
-          <w:b/>
-          <w:bCs/>
-        </w:rPr>
-        <w:t>dans</w:t>
-      </w:r>
-      <w:proofErr w:type="spellEnd"/>
-      <w:r>
-        <w:rPr>
-          <w:b/>
-          <w:bCs/>
-        </w:rPr>
-        <w:t xml:space="preserve"> le </w:t>
-      </w:r>
-      <w:proofErr w:type="spellStart"/>
-      <w:r>
-        <w:rPr>
-          <w:b/>
-          <w:bCs/>
-        </w:rPr>
-        <w:t>temps</w:t>
-      </w:r>
-      <w:proofErr w:type="spellEnd"/>
-      <w:r>
-        <w:rPr>
-          <w:b/>
-          <w:bCs/>
-        </w:rPr>
-        <w:t xml:space="preserve"> et/</w:t>
-      </w:r>
-      <w:proofErr w:type="spellStart"/>
-      <w:r>
-        <w:rPr>
-          <w:b/>
-          <w:bCs/>
-        </w:rPr>
-        <w:t>ou</w:t>
-      </w:r>
-      <w:proofErr w:type="spellEnd"/>
-      <w:r>
-        <w:rPr>
-          <w:b/>
-          <w:bCs/>
-        </w:rPr>
-        <w:t xml:space="preserve"> </w:t>
-      </w:r>
-      <w:proofErr w:type="spellStart"/>
-      <w:r>
-        <w:rPr>
-          <w:b/>
-          <w:bCs/>
-        </w:rPr>
-        <w:t>dans</w:t>
-      </w:r>
-      <w:proofErr w:type="spellEnd"/>
-      <w:r>
-        <w:rPr>
-          <w:b/>
-          <w:bCs/>
-        </w:rPr>
-        <w:t xml:space="preserve"> </w:t>
-      </w:r>
-      <w:proofErr w:type="spellStart"/>
-      <w:r>
-        <w:rPr>
-          <w:b/>
-          <w:bCs/>
-        </w:rPr>
-        <w:t>l’espace</w:t>
-      </w:r>
-      <w:proofErr w:type="spellEnd"/>
-      <w:r>
-        <w:t xml:space="preserve"> </w:t>
-      </w:r>
-      <w:proofErr w:type="spellStart"/>
-      <w:r>
-        <w:t>afin</w:t>
-      </w:r>
-      <w:proofErr w:type="spellEnd"/>
-      <w:r>
-        <w:t xml:space="preserve"> de </w:t>
-      </w:r>
-      <w:proofErr w:type="spellStart"/>
-      <w:r>
-        <w:t>permettre</w:t>
-      </w:r>
-      <w:proofErr w:type="spellEnd"/>
-      <w:r>
-        <w:t xml:space="preserve"> une </w:t>
-      </w:r>
-      <w:proofErr w:type="spellStart"/>
-      <w:r>
-        <w:rPr>
-          <w:b/>
-          <w:bCs/>
-        </w:rPr>
-        <w:t>interaction</w:t>
-      </w:r>
-      <w:proofErr w:type="spellEnd"/>
-      <w:r>
-        <w:rPr>
-          <w:b/>
-          <w:bCs/>
-        </w:rPr>
-        <w:t xml:space="preserve"> </w:t>
-      </w:r>
-      <w:proofErr w:type="spellStart"/>
-      <w:r>
-        <w:rPr>
-          <w:b/>
-          <w:bCs/>
-        </w:rPr>
-        <w:t>cohérente</w:t>
-      </w:r>
-      <w:proofErr w:type="spellEnd"/>
-      <w:r>
-        <w:rPr>
-          <w:b/>
-          <w:bCs/>
-        </w:rPr>
-        <w:t xml:space="preserve"> de </w:t>
-      </w:r>
-      <w:proofErr w:type="spellStart"/>
-      <w:r>
-        <w:rPr>
-          <w:b/>
-          <w:bCs/>
-        </w:rPr>
-        <w:t>l’information</w:t>
-      </w:r>
-      <w:proofErr w:type="spellEnd"/>
-      <w:r>
-        <w:t xml:space="preserve"> entre ces </w:t>
-      </w:r>
-      <w:proofErr w:type="spellStart"/>
-      <w:r>
-        <w:t>modalités</w:t>
-      </w:r>
-      <w:proofErr w:type="spellEnd"/>
-      <w:r>
-        <w:t xml:space="preserve">. </w:t>
-      </w:r>
-    </w:p>
-    <w:p>
-      <w:pPr>
-        <w:rPr>
-          <w:lang w:val="fr-FR"/>
-        </w:rPr>
-      </w:pPr>
-      <w:r>
-        <w:rPr>
-          <w:lang w:val="fr-FR"/>
-        </w:rPr>
-        <w:t>Va servir à trouver les c</w:t>
-      </w:r>
-      <w:r>
-        <w:rPr>
-          <w:lang w:val="fr-FR"/>
-        </w:rPr>
-        <w:t xml:space="preserve">orrespondances entre les modalités. </w:t>
-      </w:r>
-    </w:p>
-    <w:p>
-      <w:pPr>
-        <w:rPr>
-          <w:lang w:val="fr-FR"/>
-        </w:rPr>
-      </w:pPr>
-      <w:r>
-        <w:rPr>
-          <w:lang w:val="fr-FR"/>
-        </w:rPr>
-        <w:t>Methods utilisé</w:t>
-      </w:r>
-      <w:r>
-        <w:rPr>
-          <w:lang w:val="fr-FR"/>
-        </w:rPr>
-        <w:t xml:space="preserve"> : </w:t>
-      </w:r>
-    </w:p>
-    <w:p>
-      <w:pPr>
-        <w:rPr>
-          <w:lang w:val="fr-FR"/>
-        </w:rPr>
-      </w:pPr>
+      <w:r>
+        <w:rPr>
+          <w:b/>
+          <w:bCs/>
+          <w:lang w:val="fr-FR"/>
+        </w:rPr>
+        <w:t>différences sémantiques</w:t>
+      </w:r>
+      <w:r>
+        <w:rPr>
+          <w:lang w:val="fr-FR"/>
+        </w:rPr>
+        <w:t xml:space="preserve"> (ce qui est exprimé dans une modalité n’est pas identique dans l’autre). </w:t>
+      </w:r>
+    </w:p>
+    <w:p>
+      <w:pPr>
+        <w:rPr>
+          <w:b/>
+          <w:bCs/>
+          <w:lang w:val="fr-FR"/>
+        </w:rPr>
+      </w:pPr>
+      <w:r>
+        <w:rPr>
+          <w:b/>
+          <w:bCs/>
+          <w:lang w:val="fr-FR"/>
+        </w:rPr>
+        <w:t>7) Limitations des méthodes classiques (cas DTW / CCA / modèles graphiques)</w:t>
+      </w:r>
+    </w:p>
+    <w:p>
+      <w:pPr>
+        <w:numPr>
+          <w:ilvl w:val="0"/>
+          <w:numId w:val="2"/>
+        </w:numPr>
+        <w:rPr>
+          <w:lang w:val="fr-FR"/>
+        </w:rPr>
+      </w:pPr>
+      <w:r>
+        <w:rPr>
+          <w:b/>
+          <w:bCs/>
+          <w:lang w:val="fr-FR"/>
+        </w:rPr>
+        <w:t>DTW</w:t>
+      </w:r>
+      <w:r>
+        <w:rPr>
+          <w:lang w:val="fr-FR"/>
+        </w:rPr>
+        <w:t xml:space="preserve"> nécessite des pas de temps comparables et une similarité bien définie. </w:t>
+      </w:r>
+    </w:p>
+    <w:p>
+      <w:pPr>
+        <w:numPr>
+          <w:ilvl w:val="0"/>
+          <w:numId w:val="2"/>
+        </w:numPr>
+        <w:rPr>
+          <w:lang w:val="fr-FR"/>
+        </w:rPr>
+      </w:pPr>
+      <w:r>
+        <w:rPr>
+          <w:lang w:val="fr-FR"/>
+        </w:rPr>
+        <w:lastRenderedPageBreak/>
+        <w:t xml:space="preserve">Les extensions </w:t>
+      </w:r>
+      <w:r>
+        <w:rPr>
+          <w:b/>
+          <w:bCs/>
+          <w:lang w:val="fr-FR"/>
+        </w:rPr>
+        <w:t>CCA+DTW</w:t>
+      </w:r>
+      <w:r>
+        <w:rPr>
+          <w:lang w:val="fr-FR"/>
+        </w:rPr>
+        <w:t xml:space="preserve"> restent limitées (CCA est linéaire) et modélisent mal les relations non-linéaires. </w:t>
+      </w:r>
+    </w:p>
+    <w:p>
+      <w:pPr>
+        <w:numPr>
+          <w:ilvl w:val="0"/>
+          <w:numId w:val="2"/>
+        </w:numPr>
+        <w:rPr>
+          <w:lang w:val="fr-FR"/>
+        </w:rPr>
+      </w:pPr>
+      <w:r>
+        <w:rPr>
+          <w:lang w:val="fr-FR"/>
+        </w:rPr>
+        <w:t xml:space="preserve">Les modèles graphiques demandent souvent une </w:t>
+      </w:r>
+      <w:r>
+        <w:rPr>
+          <w:b/>
+          <w:bCs/>
+          <w:lang w:val="fr-FR"/>
+        </w:rPr>
+        <w:t>expertise forte</w:t>
+      </w:r>
+      <w:r>
+        <w:rPr>
+          <w:lang w:val="fr-FR"/>
+        </w:rPr>
+        <w:t xml:space="preserve"> pour être construits correctement.</w:t>
+      </w:r>
+    </w:p>
+    <w:p>
+      <w:pPr>
+        <w:rPr>
+          <w:lang w:val="fr-FR"/>
+        </w:rPr>
+      </w:pPr>
+    </w:p>
+    <w:p>
+      <w:pPr>
+        <w:pStyle w:val="Paragraphedeliste"/>
+        <w:numPr>
+          <w:ilvl w:val="0"/>
+          <w:numId w:val="3"/>
+        </w:numPr>
+        <w:rPr>
+          <w:lang w:val="fr-FR"/>
+        </w:rPr>
+      </w:pPr>
+      <w:r>
+        <w:rPr>
+          <w:lang w:val="fr-FR"/>
+        </w:rPr>
+        <w:t xml:space="preserve">L’alignement permet de relier directement des éléments de deux modalités, ce qui rend l’information plus exploitable et cohérente pour le modèle. </w:t>
+      </w:r>
+    </w:p>
+    <w:p>
+      <w:pPr>
+        <w:pStyle w:val="Paragraphedeliste"/>
+        <w:numPr>
+          <w:ilvl w:val="0"/>
+          <w:numId w:val="3"/>
+        </w:numPr>
+        <w:rPr>
+          <w:lang w:val="fr-FR"/>
+        </w:rPr>
+      </w:pPr>
+      <w:r>
+        <w:rPr>
+          <w:lang w:val="fr-FR"/>
+        </w:rPr>
+        <w:t xml:space="preserve">Avec les mécanismes d’attention, le modèle apprend à se concentrer sur les bonnes parties (régions, mots, frames), au lieu de résumer toute la modalité dans un seul vecteur, ce qui améliore la qualité des résultats. </w:t>
+      </w:r>
+    </w:p>
+    <w:p>
+      <w:pPr>
+        <w:pStyle w:val="Paragraphedeliste"/>
+        <w:numPr>
+          <w:ilvl w:val="0"/>
+          <w:numId w:val="3"/>
+        </w:numPr>
+        <w:rPr>
+          <w:lang w:val="fr-FR"/>
+        </w:rPr>
+      </w:pPr>
+      <w:r>
+        <w:rPr>
+          <w:lang w:val="fr-FR"/>
+        </w:rPr>
+        <w:t>Le survey sur la fusion multimodale indique que des alignements efficaces peuvent aider à réduire le bruit externe introduit pendant la fusion et donc éviter une dégradation des performances.</w:t>
+      </w:r>
     </w:p>
     <w:sectPr>
       <w:pgSz w:w="11906" w:h="16838"/>
@@ -365,6 +1255,431 @@
     </w:sectPr>
   </w:body>
 </w:document>
+</file>
+
+<file path=word/numbering.xml><?xml version="1.0" encoding="utf-8"?>
+<w:numbering xmlns:wpc="http://schemas.microsoft.com/office/word/2010/wordprocessingCanvas" xmlns:cx="http://schemas.microsoft.com/office/drawing/2014/chartex" xmlns:cx1="http://schemas.microsoft.com/office/drawing/2015/9/8/chartex" xmlns:cx2="http://schemas.microsoft.com/office/drawing/2015/10/21/chartex" xmlns:cx3="http://schemas.microsoft.com/office/drawing/2016/5/9/chartex" xmlns:cx4="http://schemas.microsoft.com/office/drawing/2016/5/10/chartex" xmlns:cx5="http://schemas.microsoft.com/office/drawing/2016/5/11/chartex" xmlns:cx6="http://schemas.microsoft.com/office/drawing/2016/5/12/chartex" xmlns:cx7="http://schemas.microsoft.com/office/drawing/2016/5/13/chartex" xmlns:cx8="http://schemas.microsoft.com/office/drawing/2016/5/14/chartex" xmlns:mc="http://schemas.openxmlformats.org/markup-compatibility/2006" xmlns:aink="http://schemas.microsoft.com/office/drawing/2016/ink" xmlns:am3d="http://schemas.microsoft.com/office/drawing/2017/model3d" xmlns:o="urn:schemas-microsoft-com:office:office" xmlns:oel="http://schemas.microsoft.com/office/2019/extlst" xmlns:r="http://schemas.openxmlformats.org/officeDocument/2006/relationships" xmlns:m="http://schemas.openxmlformats.org/officeDocument/2006/math" xmlns:v="urn:schemas-microsoft-com:vml" xmlns:wp14="http://schemas.microsoft.com/office/word/2010/wordprocessingDrawing" xmlns:wp="http://schemas.openxmlformats.org/drawingml/2006/wordprocessingDrawing" xmlns:w10="urn:schemas-microsoft-com:office:word" xmlns:w="http://schemas.openxmlformats.org/wordprocessingml/2006/main" xmlns:w14="http://schemas.microsoft.com/office/word/2010/wordml" xmlns:w15="http://schemas.microsoft.com/office/word/2012/wordml" xmlns:w16cex="http://schemas.microsoft.com/office/word/2018/wordml/cex" xmlns:w16cid="http://schemas.microsoft.com/office/word/2016/wordml/cid" xmlns:w16="http://schemas.microsoft.com/office/word/2018/wordml" xmlns:w16du="http://schemas.microsoft.com/office/word/2023/wordml/word16du" xmlns:w16sdtdh="http://schemas.microsoft.com/office/word/2020/wordml/sdtdatahash" xmlns:w16sdtfl="http://schemas.microsoft.com/office/word/2024/wordml/sdtformatlock" xmlns:w16se="http://schemas.microsoft.com/office/word/2015/wordml/symex" xmlns:wpg="http://schemas.microsoft.com/office/word/2010/wordprocessingGroup" xmlns:wpi="http://schemas.microsoft.com/office/word/2010/wordprocessingInk" xmlns:wne="http://schemas.microsoft.com/office/word/2006/wordml" xmlns:wps="http://schemas.microsoft.com/office/word/2010/wordprocessingShape" mc:Ignorable="w14 w15 w16se w16cid w16 w16cex w16sdtdh w16sdtfl w16du wp14">
+  <w:abstractNum w:abstractNumId="0" w15:restartNumberingAfterBreak="0">
+    <w:nsid w:val="0FA1589A"/>
+    <w:multiLevelType w:val="hybridMultilevel"/>
+    <w:tmpl w:val="896214E4"/>
+    <w:lvl w:ilvl="0" w:tplc="040C0001">
+      <w:start w:val="1"/>
+      <w:numFmt w:val="bullet"/>
+      <w:lvlText w:val=""/>
+      <w:lvlJc w:val="left"/>
+      <w:pPr>
+        <w:ind w:left="720" w:hanging="360"/>
+      </w:pPr>
+      <w:rPr>
+        <w:rFonts w:ascii="Symbol" w:hAnsi="Symbol" w:hint="default"/>
+      </w:rPr>
+    </w:lvl>
+    <w:lvl w:ilvl="1" w:tplc="040C0003" w:tentative="1">
+      <w:start w:val="1"/>
+      <w:numFmt w:val="bullet"/>
+      <w:lvlText w:val="o"/>
+      <w:lvlJc w:val="left"/>
+      <w:pPr>
+        <w:ind w:left="1440" w:hanging="360"/>
+      </w:pPr>
+      <w:rPr>
+        <w:rFonts w:ascii="Courier New" w:hAnsi="Courier New" w:cs="Courier New" w:hint="default"/>
+      </w:rPr>
+    </w:lvl>
+    <w:lvl w:ilvl="2" w:tplc="040C0005" w:tentative="1">
+      <w:start w:val="1"/>
+      <w:numFmt w:val="bullet"/>
+      <w:lvlText w:val=""/>
+      <w:lvlJc w:val="left"/>
+      <w:pPr>
+        <w:ind w:left="2160" w:hanging="360"/>
+      </w:pPr>
+      <w:rPr>
+        <w:rFonts w:ascii="Wingdings" w:hAnsi="Wingdings" w:hint="default"/>
+      </w:rPr>
+    </w:lvl>
+    <w:lvl w:ilvl="3" w:tplc="040C0001" w:tentative="1">
+      <w:start w:val="1"/>
+      <w:numFmt w:val="bullet"/>
+      <w:lvlText w:val=""/>
+      <w:lvlJc w:val="left"/>
+      <w:pPr>
+        <w:ind w:left="2880" w:hanging="360"/>
+      </w:pPr>
+      <w:rPr>
+        <w:rFonts w:ascii="Symbol" w:hAnsi="Symbol" w:hint="default"/>
+      </w:rPr>
+    </w:lvl>
+    <w:lvl w:ilvl="4" w:tplc="040C0003" w:tentative="1">
+      <w:start w:val="1"/>
+      <w:numFmt w:val="bullet"/>
+      <w:lvlText w:val="o"/>
+      <w:lvlJc w:val="left"/>
+      <w:pPr>
+        <w:ind w:left="3600" w:hanging="360"/>
+      </w:pPr>
+      <w:rPr>
+        <w:rFonts w:ascii="Courier New" w:hAnsi="Courier New" w:cs="Courier New" w:hint="default"/>
+      </w:rPr>
+    </w:lvl>
+    <w:lvl w:ilvl="5" w:tplc="040C0005" w:tentative="1">
+      <w:start w:val="1"/>
+      <w:numFmt w:val="bullet"/>
+      <w:lvlText w:val=""/>
+      <w:lvlJc w:val="left"/>
+      <w:pPr>
+        <w:ind w:left="4320" w:hanging="360"/>
+      </w:pPr>
+      <w:rPr>
+        <w:rFonts w:ascii="Wingdings" w:hAnsi="Wingdings" w:hint="default"/>
+      </w:rPr>
+    </w:lvl>
+    <w:lvl w:ilvl="6" w:tplc="040C0001" w:tentative="1">
+      <w:start w:val="1"/>
+      <w:numFmt w:val="bullet"/>
+      <w:lvlText w:val=""/>
+      <w:lvlJc w:val="left"/>
+      <w:pPr>
+        <w:ind w:left="5040" w:hanging="360"/>
+      </w:pPr>
+      <w:rPr>
+        <w:rFonts w:ascii="Symbol" w:hAnsi="Symbol" w:hint="default"/>
+      </w:rPr>
+    </w:lvl>
+    <w:lvl w:ilvl="7" w:tplc="040C0003" w:tentative="1">
+      <w:start w:val="1"/>
+      <w:numFmt w:val="bullet"/>
+      <w:lvlText w:val="o"/>
+      <w:lvlJc w:val="left"/>
+      <w:pPr>
+        <w:ind w:left="5760" w:hanging="360"/>
+      </w:pPr>
+      <w:rPr>
+        <w:rFonts w:ascii="Courier New" w:hAnsi="Courier New" w:cs="Courier New" w:hint="default"/>
+      </w:rPr>
+    </w:lvl>
+    <w:lvl w:ilvl="8" w:tplc="040C0005" w:tentative="1">
+      <w:start w:val="1"/>
+      <w:numFmt w:val="bullet"/>
+      <w:lvlText w:val=""/>
+      <w:lvlJc w:val="left"/>
+      <w:pPr>
+        <w:ind w:left="6480" w:hanging="360"/>
+      </w:pPr>
+      <w:rPr>
+        <w:rFonts w:ascii="Wingdings" w:hAnsi="Wingdings" w:hint="default"/>
+      </w:rPr>
+    </w:lvl>
+  </w:abstractNum>
+  <w:abstractNum w:abstractNumId="1" w15:restartNumberingAfterBreak="0">
+    <w:nsid w:val="2E664956"/>
+    <w:multiLevelType w:val="multilevel"/>
+    <w:tmpl w:val="6428B876"/>
+    <w:lvl w:ilvl="0">
+      <w:start w:val="1"/>
+      <w:numFmt w:val="bullet"/>
+      <w:lvlText w:val=""/>
+      <w:lvlJc w:val="left"/>
+      <w:pPr>
+        <w:tabs>
+          <w:tab w:val="num" w:pos="720"/>
+        </w:tabs>
+        <w:ind w:left="720" w:hanging="360"/>
+      </w:pPr>
+      <w:rPr>
+        <w:rFonts w:ascii="Symbol" w:hAnsi="Symbol" w:hint="default"/>
+        <w:sz w:val="20"/>
+      </w:rPr>
+    </w:lvl>
+    <w:lvl w:ilvl="1" w:tentative="1">
+      <w:start w:val="1"/>
+      <w:numFmt w:val="bullet"/>
+      <w:lvlText w:val="o"/>
+      <w:lvlJc w:val="left"/>
+      <w:pPr>
+        <w:tabs>
+          <w:tab w:val="num" w:pos="1440"/>
+        </w:tabs>
+        <w:ind w:left="1440" w:hanging="360"/>
+      </w:pPr>
+      <w:rPr>
+        <w:rFonts w:ascii="Courier New" w:hAnsi="Courier New" w:hint="default"/>
+        <w:sz w:val="20"/>
+      </w:rPr>
+    </w:lvl>
+    <w:lvl w:ilvl="2" w:tentative="1">
+      <w:start w:val="1"/>
+      <w:numFmt w:val="bullet"/>
+      <w:lvlText w:val=""/>
+      <w:lvlJc w:val="left"/>
+      <w:pPr>
+        <w:tabs>
+          <w:tab w:val="num" w:pos="2160"/>
+        </w:tabs>
+        <w:ind w:left="2160" w:hanging="360"/>
+      </w:pPr>
+      <w:rPr>
+        <w:rFonts w:ascii="Wingdings" w:hAnsi="Wingdings" w:hint="default"/>
+        <w:sz w:val="20"/>
+      </w:rPr>
+    </w:lvl>
+    <w:lvl w:ilvl="3" w:tentative="1">
+      <w:start w:val="1"/>
+      <w:numFmt w:val="bullet"/>
+      <w:lvlText w:val=""/>
+      <w:lvlJc w:val="left"/>
+      <w:pPr>
+        <w:tabs>
+          <w:tab w:val="num" w:pos="2880"/>
+        </w:tabs>
+        <w:ind w:left="2880" w:hanging="360"/>
+      </w:pPr>
+      <w:rPr>
+        <w:rFonts w:ascii="Wingdings" w:hAnsi="Wingdings" w:hint="default"/>
+        <w:sz w:val="20"/>
+      </w:rPr>
+    </w:lvl>
+    <w:lvl w:ilvl="4" w:tentative="1">
+      <w:start w:val="1"/>
+      <w:numFmt w:val="bullet"/>
+      <w:lvlText w:val=""/>
+      <w:lvlJc w:val="left"/>
+      <w:pPr>
+        <w:tabs>
+          <w:tab w:val="num" w:pos="3600"/>
+        </w:tabs>
+        <w:ind w:left="3600" w:hanging="360"/>
+      </w:pPr>
+      <w:rPr>
+        <w:rFonts w:ascii="Wingdings" w:hAnsi="Wingdings" w:hint="default"/>
+        <w:sz w:val="20"/>
+      </w:rPr>
+    </w:lvl>
+    <w:lvl w:ilvl="5" w:tentative="1">
+      <w:start w:val="1"/>
+      <w:numFmt w:val="bullet"/>
+      <w:lvlText w:val=""/>
+      <w:lvlJc w:val="left"/>
+      <w:pPr>
+        <w:tabs>
+          <w:tab w:val="num" w:pos="4320"/>
+        </w:tabs>
+        <w:ind w:left="4320" w:hanging="360"/>
+      </w:pPr>
+      <w:rPr>
+        <w:rFonts w:ascii="Wingdings" w:hAnsi="Wingdings" w:hint="default"/>
+        <w:sz w:val="20"/>
+      </w:rPr>
+    </w:lvl>
+    <w:lvl w:ilvl="6" w:tentative="1">
+      <w:start w:val="1"/>
+      <w:numFmt w:val="bullet"/>
+      <w:lvlText w:val=""/>
+      <w:lvlJc w:val="left"/>
+      <w:pPr>
+        <w:tabs>
+          <w:tab w:val="num" w:pos="5040"/>
+        </w:tabs>
+        <w:ind w:left="5040" w:hanging="360"/>
+      </w:pPr>
+      <w:rPr>
+        <w:rFonts w:ascii="Wingdings" w:hAnsi="Wingdings" w:hint="default"/>
+        <w:sz w:val="20"/>
+      </w:rPr>
+    </w:lvl>
+    <w:lvl w:ilvl="7" w:tentative="1">
+      <w:start w:val="1"/>
+      <w:numFmt w:val="bullet"/>
+      <w:lvlText w:val=""/>
+      <w:lvlJc w:val="left"/>
+      <w:pPr>
+        <w:tabs>
+          <w:tab w:val="num" w:pos="5760"/>
+        </w:tabs>
+        <w:ind w:left="5760" w:hanging="360"/>
+      </w:pPr>
+      <w:rPr>
+        <w:rFonts w:ascii="Wingdings" w:hAnsi="Wingdings" w:hint="default"/>
+        <w:sz w:val="20"/>
+      </w:rPr>
+    </w:lvl>
+    <w:lvl w:ilvl="8" w:tentative="1">
+      <w:start w:val="1"/>
+      <w:numFmt w:val="bullet"/>
+      <w:lvlText w:val=""/>
+      <w:lvlJc w:val="left"/>
+      <w:pPr>
+        <w:tabs>
+          <w:tab w:val="num" w:pos="6480"/>
+        </w:tabs>
+        <w:ind w:left="6480" w:hanging="360"/>
+      </w:pPr>
+      <w:rPr>
+        <w:rFonts w:ascii="Wingdings" w:hAnsi="Wingdings" w:hint="default"/>
+        <w:sz w:val="20"/>
+      </w:rPr>
+    </w:lvl>
+  </w:abstractNum>
+  <w:abstractNum w:abstractNumId="2" w15:restartNumberingAfterBreak="0">
+    <w:nsid w:val="54197DFB"/>
+    <w:multiLevelType w:val="multilevel"/>
+    <w:tmpl w:val="B0F8C742"/>
+    <w:lvl w:ilvl="0">
+      <w:start w:val="1"/>
+      <w:numFmt w:val="bullet"/>
+      <w:lvlText w:val=""/>
+      <w:lvlJc w:val="left"/>
+      <w:pPr>
+        <w:tabs>
+          <w:tab w:val="num" w:pos="720"/>
+        </w:tabs>
+        <w:ind w:left="720" w:hanging="360"/>
+      </w:pPr>
+      <w:rPr>
+        <w:rFonts w:ascii="Symbol" w:hAnsi="Symbol" w:hint="default"/>
+        <w:sz w:val="20"/>
+      </w:rPr>
+    </w:lvl>
+    <w:lvl w:ilvl="1" w:tentative="1">
+      <w:start w:val="1"/>
+      <w:numFmt w:val="bullet"/>
+      <w:lvlText w:val="o"/>
+      <w:lvlJc w:val="left"/>
+      <w:pPr>
+        <w:tabs>
+          <w:tab w:val="num" w:pos="1440"/>
+        </w:tabs>
+        <w:ind w:left="1440" w:hanging="360"/>
+      </w:pPr>
+      <w:rPr>
+        <w:rFonts w:ascii="Courier New" w:hAnsi="Courier New" w:hint="default"/>
+        <w:sz w:val="20"/>
+      </w:rPr>
+    </w:lvl>
+    <w:lvl w:ilvl="2" w:tentative="1">
+      <w:start w:val="1"/>
+      <w:numFmt w:val="bullet"/>
+      <w:lvlText w:val=""/>
+      <w:lvlJc w:val="left"/>
+      <w:pPr>
+        <w:tabs>
+          <w:tab w:val="num" w:pos="2160"/>
+        </w:tabs>
+        <w:ind w:left="2160" w:hanging="360"/>
+      </w:pPr>
+      <w:rPr>
+        <w:rFonts w:ascii="Wingdings" w:hAnsi="Wingdings" w:hint="default"/>
+        <w:sz w:val="20"/>
+      </w:rPr>
+    </w:lvl>
+    <w:lvl w:ilvl="3" w:tentative="1">
+      <w:start w:val="1"/>
+      <w:numFmt w:val="bullet"/>
+      <w:lvlText w:val=""/>
+      <w:lvlJc w:val="left"/>
+      <w:pPr>
+        <w:tabs>
+          <w:tab w:val="num" w:pos="2880"/>
+        </w:tabs>
+        <w:ind w:left="2880" w:hanging="360"/>
+      </w:pPr>
+      <w:rPr>
+        <w:rFonts w:ascii="Wingdings" w:hAnsi="Wingdings" w:hint="default"/>
+        <w:sz w:val="20"/>
+      </w:rPr>
+    </w:lvl>
+    <w:lvl w:ilvl="4" w:tentative="1">
+      <w:start w:val="1"/>
+      <w:numFmt w:val="bullet"/>
+      <w:lvlText w:val=""/>
+      <w:lvlJc w:val="left"/>
+      <w:pPr>
+        <w:tabs>
+          <w:tab w:val="num" w:pos="3600"/>
+        </w:tabs>
+        <w:ind w:left="3600" w:hanging="360"/>
+      </w:pPr>
+      <w:rPr>
+        <w:rFonts w:ascii="Wingdings" w:hAnsi="Wingdings" w:hint="default"/>
+        <w:sz w:val="20"/>
+      </w:rPr>
+    </w:lvl>
+    <w:lvl w:ilvl="5" w:tentative="1">
+      <w:start w:val="1"/>
+      <w:numFmt w:val="bullet"/>
+      <w:lvlText w:val=""/>
+      <w:lvlJc w:val="left"/>
+      <w:pPr>
+        <w:tabs>
+          <w:tab w:val="num" w:pos="4320"/>
+        </w:tabs>
+        <w:ind w:left="4320" w:hanging="360"/>
+      </w:pPr>
+      <w:rPr>
+        <w:rFonts w:ascii="Wingdings" w:hAnsi="Wingdings" w:hint="default"/>
+        <w:sz w:val="20"/>
+      </w:rPr>
+    </w:lvl>
+    <w:lvl w:ilvl="6" w:tentative="1">
+      <w:start w:val="1"/>
+      <w:numFmt w:val="bullet"/>
+      <w:lvlText w:val=""/>
+      <w:lvlJc w:val="left"/>
+      <w:pPr>
+        <w:tabs>
+          <w:tab w:val="num" w:pos="5040"/>
+        </w:tabs>
+        <w:ind w:left="5040" w:hanging="360"/>
+      </w:pPr>
+      <w:rPr>
+        <w:rFonts w:ascii="Wingdings" w:hAnsi="Wingdings" w:hint="default"/>
+        <w:sz w:val="20"/>
+      </w:rPr>
+    </w:lvl>
+    <w:lvl w:ilvl="7" w:tentative="1">
+      <w:start w:val="1"/>
+      <w:numFmt w:val="bullet"/>
+      <w:lvlText w:val=""/>
+      <w:lvlJc w:val="left"/>
+      <w:pPr>
+        <w:tabs>
+          <w:tab w:val="num" w:pos="5760"/>
+        </w:tabs>
+        <w:ind w:left="5760" w:hanging="360"/>
+      </w:pPr>
+      <w:rPr>
+        <w:rFonts w:ascii="Wingdings" w:hAnsi="Wingdings" w:hint="default"/>
+        <w:sz w:val="20"/>
+      </w:rPr>
+    </w:lvl>
+    <w:lvl w:ilvl="8" w:tentative="1">
+      <w:start w:val="1"/>
+      <w:numFmt w:val="bullet"/>
+      <w:lvlText w:val=""/>
+      <w:lvlJc w:val="left"/>
+      <w:pPr>
+        <w:tabs>
+          <w:tab w:val="num" w:pos="6480"/>
+        </w:tabs>
+        <w:ind w:left="6480" w:hanging="360"/>
+      </w:pPr>
+      <w:rPr>
+        <w:rFonts w:ascii="Wingdings" w:hAnsi="Wingdings" w:hint="default"/>
+        <w:sz w:val="20"/>
+      </w:rPr>
+    </w:lvl>
+  </w:abstractNum>
+  <w:num w:numId="1" w16cid:durableId="429392437">
+    <w:abstractNumId w:val="1"/>
+  </w:num>
+  <w:num w:numId="2" w16cid:durableId="1866096859">
+    <w:abstractNumId w:val="2"/>
+  </w:num>
+  <w:num w:numId="3" w16cid:durableId="216556577">
+    <w:abstractNumId w:val="0"/>
+  </w:num>
+</w:numbering>
 </file>
 
 <file path=word/styles.xml><?xml version="1.0" encoding="utf-8"?>
